--- a/resume/Alvin-Diaz-Merasol-Resume-Business-Development-Specialist.docx
+++ b/resume/Alvin-Diaz-Merasol-Resume-Business-Development-Specialist.docx
@@ -4,6 +4,7 @@
   <w:body>
     <w:p>
       <w:pPr>
+        <w:pStyle w:val="Heading1"/>
         <w:spacing w:after="40"/>
       </w:pPr>
       <w:r>
@@ -11,6 +12,7 @@
           <w:rFonts w:ascii="Arial" w:cs="Arial" w:eastAsia="Arial" w:hAnsi="Arial"/>
           <w:b/>
           <w:bCs/>
+          <w:color w:val="141B2B"/>
           <w:sz w:val="36"/>
           <w:szCs w:val="36"/>
         </w:rPr>
@@ -49,7 +51,7 @@
       <w:pPr>
         <w:spacing w:after="40"/>
       </w:pPr>
-      <w:hyperlink w:history="1" r:id="rIdluyji_2lccbizohsatzju">
+      <w:hyperlink w:history="1" r:id="rIdngc-vuurujiqeuhingxka">
         <w:r>
           <w:rPr>
             <w:rFonts w:ascii="Arial" w:cs="Arial" w:eastAsia="Arial" w:hAnsi="Arial"/>
@@ -69,7 +71,7 @@
         </w:rPr>
         <w:t xml:space="preserve">  |  </w:t>
       </w:r>
-      <w:hyperlink w:history="1" r:id="rIdspo3iqqfgc7mw3sijj8yk">
+      <w:hyperlink w:history="1" r:id="rIdpd3rwnla22a9t_wb_lrxe">
         <w:r>
           <w:rPr>
             <w:rFonts w:ascii="Arial" w:cs="Arial" w:eastAsia="Arial" w:hAnsi="Arial"/>
@@ -89,7 +91,7 @@
         </w:rPr>
         <w:t xml:space="preserve">  |  </w:t>
       </w:r>
-      <w:hyperlink w:history="1" r:id="rIdlk5cr0jtuniwwp_8ze1na">
+      <w:hyperlink w:history="1" r:id="rIdfgwkwgkvxpv6kwwqxln2n">
         <w:r>
           <w:rPr>
             <w:rFonts w:ascii="Arial" w:cs="Arial" w:eastAsia="Arial" w:hAnsi="Arial"/>
@@ -103,6 +105,7 @@
     </w:p>
     <w:p>
       <w:pPr>
+        <w:pStyle w:val="Heading2"/>
         <w:pBdr>
           <w:bottom w:val="single" w:color="141B2B" w:sz="8" w:space="2"/>
         </w:pBdr>
@@ -135,6 +138,7 @@
     </w:p>
     <w:p>
       <w:pPr>
+        <w:pStyle w:val="Heading2"/>
         <w:pBdr>
           <w:bottom w:val="single" w:color="141B2B" w:sz="8" w:space="2"/>
         </w:pBdr>
@@ -292,6 +296,7 @@
     </w:p>
     <w:p>
       <w:pPr>
+        <w:pStyle w:val="Heading2"/>
         <w:pBdr>
           <w:bottom w:val="single" w:color="141B2B" w:sz="8" w:space="2"/>
         </w:pBdr>
@@ -696,7 +701,7 @@
           <w:sz w:val="20"/>
           <w:szCs w:val="20"/>
         </w:rPr>
-        <w:t xml:space="preserve">	Live pilot</w:t>
+        <w:t xml:space="preserve">	Pilot</w:t>
       </w:r>
     </w:p>
     <w:p>
@@ -730,7 +735,7 @@
           <w:sz w:val="20"/>
           <w:szCs w:val="20"/>
         </w:rPr>
-        <w:t xml:space="preserve">Built a live inventory and sales system with product catalog, low-stock alerts, point of sale, supplier management, customer ledger and sales analytics (Next.js, Supabase, Vercel).</w:t>
+        <w:t xml:space="preserve">Built an inventory and sales system, now in pilot, with product catalog, low-stock alerts, point of sale, supplier management, customer ledger and sales analytics (Next.js, Supabase, Vercel).</w:t>
       </w:r>
     </w:p>
     <w:p>
@@ -902,6 +907,7 @@
     </w:p>
     <w:p>
       <w:pPr>
+        <w:pStyle w:val="Heading2"/>
         <w:pBdr>
           <w:bottom w:val="single" w:color="141B2B" w:sz="8" w:space="2"/>
         </w:pBdr>
@@ -1221,28 +1227,6 @@
     <w:rPr>
       <w:sz w:val="56"/>
       <w:szCs w:val="56"/>
-    </w:rPr>
-  </w:style>
-  <w:style w:type="paragraph" w:styleId="Heading1">
-    <w:name w:val="Heading 1"/>
-    <w:basedOn w:val="Normal"/>
-    <w:next w:val="Normal"/>
-    <w:qFormat/>
-    <w:rPr>
-      <w:color w:val="2E74B5"/>
-      <w:sz w:val="32"/>
-      <w:szCs w:val="32"/>
-    </w:rPr>
-  </w:style>
-  <w:style w:type="paragraph" w:styleId="Heading2">
-    <w:name w:val="Heading 2"/>
-    <w:basedOn w:val="Normal"/>
-    <w:next w:val="Normal"/>
-    <w:qFormat/>
-    <w:rPr>
-      <w:color w:val="2E74B5"/>
-      <w:sz w:val="26"/>
-      <w:szCs w:val="26"/>
     </w:rPr>
   </w:style>
   <w:style w:type="paragraph" w:styleId="Heading3">
@@ -1382,6 +1366,42 @@
     <w:rPr>
       <w:sz w:val="20"/>
       <w:szCs w:val="20"/>
+    </w:rPr>
+  </w:style>
+  <w:style w:type="paragraph" w:styleId="Heading1">
+    <w:name w:val="Heading 1"/>
+    <w:basedOn w:val="Normal"/>
+    <w:next w:val="Normal"/>
+    <w:qFormat/>
+    <w:pPr>
+      <w:spacing w:after="40"/>
+      <w:outlineLvl w:val="0"/>
+    </w:pPr>
+    <w:rPr>
+      <w:rFonts w:ascii="Arial" w:cs="Arial" w:eastAsia="Arial" w:hAnsi="Arial"/>
+      <w:b/>
+      <w:bCs/>
+      <w:color w:val="141B2B"/>
+      <w:sz w:val="36"/>
+      <w:szCs w:val="36"/>
+    </w:rPr>
+  </w:style>
+  <w:style w:type="paragraph" w:styleId="Heading2">
+    <w:name w:val="Heading 2"/>
+    <w:basedOn w:val="Normal"/>
+    <w:next w:val="Normal"/>
+    <w:qFormat/>
+    <w:pPr>
+      <w:spacing w:after="80" w:before="220"/>
+      <w:outlineLvl w:val="1"/>
+    </w:pPr>
+    <w:rPr>
+      <w:rFonts w:ascii="Arial" w:cs="Arial" w:eastAsia="Arial" w:hAnsi="Arial"/>
+      <w:b/>
+      <w:bCs/>
+      <w:color w:val="141B2B"/>
+      <w:sz w:val="21"/>
+      <w:szCs w:val="21"/>
     </w:rPr>
   </w:style>
 </w:styles>
